--- a/src/Parchment.Tests/Docx/StringListTests.FilterOnStringListFallsThroughToFluid.verified.docx
+++ b/src/Parchment.Tests/Docx/StringListTests.FilterOnStringListFallsThroughToFluid.verified.docx
@@ -14,6 +14,7 @@
           <w:ilvl w:val="0"/>
           <w:numId w:val="1"/>
         </w:numPr>
+        <w:contextualSpacing/>
       </w:pPr>
       <w:r>
         <w:t xml:space="preserve">first</w:t>
@@ -26,6 +27,7 @@
           <w:ilvl w:val="0"/>
           <w:numId w:val="1"/>
         </w:numPr>
+        <w:contextualSpacing/>
       </w:pPr>
       <w:r>
         <w:t xml:space="preserve">second</w:t>
@@ -38,6 +40,7 @@
           <w:ilvl w:val="0"/>
           <w:numId w:val="1"/>
         </w:numPr>
+        <w:contextualSpacing/>
       </w:pPr>
       <w:r>
         <w:t xml:space="preserve">third</w:t>

--- a/src/Parchment.Tests/Docx/StringListTests.FilterOnStringListFallsThroughToFluid.verified.docx
+++ b/src/Parchment.Tests/Docx/StringListTests.FilterOnStringListFallsThroughToFluid.verified.docx
@@ -69,7 +69,7 @@
       <p2:lvlText p2:val="%1."/>
       <p2:lvlJc p2:val="left"/>
       <p2:pPr>
-        <p2:ind p2:left="720" p2:hanging="360"/>
+        <p2:ind p2:left="480" p2:hanging="240"/>
       </p2:pPr>
     </p2:lvl>
     <p2:lvl p2:ilvl="1">
@@ -78,7 +78,7 @@
       <p2:lvlText p2:val="%2."/>
       <p2:lvlJc p2:val="left"/>
       <p2:pPr>
-        <p2:ind p2:left="1080" p2:hanging="360"/>
+        <p2:ind p2:left="960" p2:hanging="240"/>
       </p2:pPr>
     </p2:lvl>
     <p2:lvl p2:ilvl="2">
@@ -87,7 +87,7 @@
       <p2:lvlText p2:val="%3."/>
       <p2:lvlJc p2:val="left"/>
       <p2:pPr>
-        <p2:ind p2:left="1440" p2:hanging="360"/>
+        <p2:ind p2:left="1440" p2:hanging="240"/>
       </p2:pPr>
     </p2:lvl>
   </abstractNum>
